--- a/DEDEM 2026-11-25 Qwixx doc/DEDEM_02_QWIXX_DOC.docx
+++ b/DEDEM 2026-11-25 Qwixx doc/DEDEM_02_QWIXX_DOC.docx
@@ -246,7 +246,6 @@
                   <w:docPart w:val="76BE4E916F1048D287B4CC912B504609"/>
                 </w:placeholder>
               </w:sdtPr>
-              <w:sdtEndPr/>
               <w:sdtContent>
                 <w:r>
                   <w:rPr>
@@ -483,7 +482,34 @@
     <w:p>
       <w:pPr>
         <w:spacing w:after="240"/>
+        <w:rPr>
+          <w:rFonts w:ascii="Verdana" w:hAnsi="Verdana"/>
+        </w:rPr>
       </w:pPr>
+      <w:r>
+        <w:rPr>
+          <w:rFonts w:ascii="Verdana" w:hAnsi="Verdana"/>
+        </w:rPr>
+        <w:t xml:space="preserve">Logboek: </w:t>
+      </w:r>
+      <w:hyperlink r:id="rId5" w:history="1">
+        <w:r>
+          <w:rPr>
+            <w:rStyle w:val="Hyperlink"/>
+            <w:rFonts w:ascii="Verdana" w:hAnsi="Verdana"/>
+          </w:rPr>
+          <w:t xml:space="preserve">EmielD3/DEDEM_QWIXX_JAARPROJECT: Jaarproject Semester 1 automatisch scoreblad QWIXX met </w:t>
+        </w:r>
+        <w:proofErr w:type="spellStart"/>
+        <w:r>
+          <w:rPr>
+            <w:rStyle w:val="Hyperlink"/>
+            <w:rFonts w:ascii="Verdana" w:hAnsi="Verdana"/>
+          </w:rPr>
+          <w:t>PySimpleGui</w:t>
+        </w:r>
+        <w:proofErr w:type="spellEnd"/>
+      </w:hyperlink>
     </w:p>
     <w:sectPr>
       <w:pgSz w:w="11906" w:h="16838"/>
@@ -907,7 +933,6 @@
   <w:style w:type="character" w:default="1" w:styleId="Standaardalinea-lettertype">
     <w:name w:val="Default Paragraph Font"/>
     <w:uiPriority w:val="1"/>
-    <w:semiHidden/>
     <w:unhideWhenUsed/>
   </w:style>
   <w:style w:type="table" w:default="1" w:styleId="Standaardtabel">
@@ -992,6 +1017,29 @@
     <w:rsid w:val="00D06888"/>
     <w:rPr>
       <w:color w:val="808080"/>
+    </w:rPr>
+  </w:style>
+  <w:style w:type="character" w:styleId="Hyperlink">
+    <w:name w:val="Hyperlink"/>
+    <w:basedOn w:val="Standaardalinea-lettertype"/>
+    <w:uiPriority w:val="99"/>
+    <w:unhideWhenUsed/>
+    <w:rsid w:val="00DE680F"/>
+    <w:rPr>
+      <w:color w:val="0563C1" w:themeColor="hyperlink"/>
+      <w:u w:val="single"/>
+    </w:rPr>
+  </w:style>
+  <w:style w:type="character" w:styleId="Onopgelostemelding">
+    <w:name w:val="Unresolved Mention"/>
+    <w:basedOn w:val="Standaardalinea-lettertype"/>
+    <w:uiPriority w:val="99"/>
+    <w:semiHidden/>
+    <w:unhideWhenUsed/>
+    <w:rsid w:val="00DE680F"/>
+    <w:rPr>
+      <w:color w:val="605E5C"/>
+      <w:shd w:val="clear" w:color="auto" w:fill="E1DFDD"/>
     </w:rPr>
   </w:style>
 </w:styles>
@@ -1095,8 +1143,12 @@
   </w:compat>
   <w:rsids>
     <w:rsidRoot w:val="00732BE7"/>
+    <w:rsid w:val="00576EFE"/>
+    <w:rsid w:val="00715841"/>
     <w:rsid w:val="00732BE7"/>
     <w:rsid w:val="00B27D10"/>
+    <w:rsid w:val="00CB590E"/>
+    <w:rsid w:val="00F80D49"/>
   </w:rsids>
   <m:mathPr>
     <m:mathFont m:val="Cambria Math"/>
